--- a/assets/drafts/certified-copy.docx
+++ b/assets/drafts/certified-copy.docx
@@ -4,537 +4,541 @@
   <w:body>
     <w:p>
       <w:pPr>
-        <w:jc w:val="center"/>
+        <w:keepNext w:val="0"/>
+        <w:keepLines/>
       </w:pPr>
       <w:r>
         <w:rPr>
           <w:b w:val="0"/>
-          <w:i/>
-          <w:sz w:val="18"/>
-          <w:u w:val="none"/>
+          <w:sz w:val="20"/>
         </w:rPr>
-        <w:t>MODEL FORMAT FOR GENERAL REFERENCE ONLY. Not legal advice. Adapt to the facts and the court's current rules, and consult an advocate before filing. Source: masterlegalwork.com</w:t>
+        <w:t>Model format for general reference only. Not legal advice. Adapt to the facts and the court's current rules. Source: masterlegalwork.com</w:t>
       </w:r>
     </w:p>
     <w:p>
       <w:pPr>
+        <w:keepNext/>
+        <w:keepLines/>
         <w:jc w:val="center"/>
       </w:pPr>
       <w:r>
         <w:rPr>
           <w:b/>
-          <w:i w:val="0"/>
-          <w:u w:val="none"/>
         </w:rPr>
         <w:t>IN THE COURT OF [DESIGNATION OF THE PRESIDING OFFICER], [PLACE]</w:t>
       </w:r>
     </w:p>
     <w:p>
       <w:pPr>
+        <w:keepNext/>
+        <w:keepLines/>
         <w:jc w:val="center"/>
       </w:pPr>
       <w:r>
         <w:rPr>
           <w:b w:val="0"/>
-          <w:i w:val="0"/>
-          <w:u w:val="none"/>
         </w:rPr>
         <w:t>[CASE TYPE] No. ____ of 20__</w:t>
       </w:r>
     </w:p>
     <w:p>
       <w:pPr>
-        <w:tabs>
-          <w:tab w:pos="9071" w:val="right"/>
-        </w:tabs>
+        <w:keepNext w:val="0"/>
+        <w:keepLines/>
       </w:pPr>
       <w:r>
         <w:rPr>
           <w:b w:val="0"/>
-          <w:i w:val="0"/>
-          <w:u w:val="none"/>
         </w:rPr>
-        <w:t>[NAME OF PLAINTIFF / PETITIONER / COMPLAINANT]</w:t>
-      </w:r>
-      <w:r>
-        <w:rPr>
-          <w:b/>
-        </w:rPr>
-        <w:tab/>
-        <w:t>… Plaintiff / Petitioner / Complainant</w:t>
+        <w:t>[NAME OF PLAINTIFF / PETITIONER / COMPLAINANT]… Plaintiff / Petitioner / Complainant</w:t>
       </w:r>
     </w:p>
     <w:p>
       <w:pPr>
+        <w:keepNext/>
+        <w:keepLines/>
         <w:jc w:val="center"/>
       </w:pPr>
       <w:r>
         <w:rPr>
-          <w:b/>
-          <w:i w:val="0"/>
-          <w:u w:val="none"/>
+          <w:b w:val="0"/>
         </w:rPr>
         <w:t>Versus</w:t>
       </w:r>
     </w:p>
     <w:p>
       <w:pPr>
-        <w:tabs>
-          <w:tab w:pos="9071" w:val="right"/>
-        </w:tabs>
+        <w:keepNext w:val="0"/>
+        <w:keepLines/>
       </w:pPr>
       <w:r>
         <w:rPr>
           <w:b w:val="0"/>
-          <w:i w:val="0"/>
-          <w:u w:val="none"/>
         </w:rPr>
-        <w:t>[NAME OF DEFENDANT / RESPONDENT / ACCUSED]</w:t>
-      </w:r>
-      <w:r>
-        <w:rPr>
-          <w:b/>
-        </w:rPr>
-        <w:tab/>
-        <w:t>… Defendant / Respondent / Accused</w:t>
+        <w:t>[NAME OF DEFENDANT / RESPONDENT / ACCUSED]… Defendant / Respondent / Accused</w:t>
       </w:r>
     </w:p>
     <w:p>
       <w:pPr>
+        <w:keepNext/>
+        <w:keepLines/>
         <w:jc w:val="center"/>
       </w:pPr>
       <w:r>
         <w:rPr>
           <w:b w:val="0"/>
-          <w:i w:val="0"/>
-          <w:u w:val="none"/>
         </w:rPr>
         <w:t>Next date of hearing: [DATE]</w:t>
       </w:r>
     </w:p>
     <w:p>
       <w:pPr>
+        <w:keepNext/>
+        <w:keepLines/>
         <w:jc w:val="center"/>
       </w:pPr>
       <w:r>
         <w:rPr>
           <w:b/>
-          <w:i w:val="0"/>
-          <w:u w:val="single"/>
         </w:rPr>
         <w:t>APPLICATION FOR THE ISSUE OF CERTIFIED COPIES OF [DOCUMENTS / ORDERS] [URGENT / ORDINARY]</w:t>
       </w:r>
     </w:p>
     <w:p>
       <w:pPr>
-        <w:jc w:val="both"/>
+        <w:keepNext w:val="0"/>
+        <w:keepLines/>
       </w:pPr>
       <w:r>
         <w:rPr>
           <w:b w:val="0"/>
-          <w:i w:val="0"/>
-          <w:u w:val="none"/>
         </w:rPr>
         <w:t>Respectfully showeth:</w:t>
       </w:r>
     </w:p>
     <w:p>
       <w:pPr>
-        <w:ind w:left="567" w:hanging="567"/>
-        <w:jc w:val="both"/>
+        <w:keepNext w:val="0"/>
+        <w:keepLines/>
+        <w:ind w:left="283" w:hanging="283"/>
       </w:pPr>
       <w:r>
         <w:rPr>
           <w:b w:val="0"/>
-          <w:i w:val="0"/>
-          <w:u w:val="none"/>
         </w:rPr>
-        <w:t>1.</w:t>
-        <w:tab/>
-        <w:t>That the applicant is [a party to / the counsel for __ in] the above-noted case [or: a non-party with interest, as stated in the accompanying affidavit].</w:t>
+        <w:t>1. That the applicant is [a party to / the counsel for __ in] the above-noted case [or: a non-party with interest, as stated in the accompanying affidavit].</w:t>
       </w:r>
     </w:p>
     <w:p>
       <w:pPr>
-        <w:ind w:left="567" w:hanging="567"/>
-        <w:jc w:val="both"/>
+        <w:keepNext w:val="0"/>
+        <w:keepLines/>
+        <w:ind w:left="283" w:hanging="283"/>
       </w:pPr>
       <w:r>
         <w:rPr>
           <w:b w:val="0"/>
-          <w:i w:val="0"/>
-          <w:u w:val="none"/>
         </w:rPr>
-        <w:t>2.</w:t>
-        <w:tab/>
-        <w:t>That the applicant requires certified copies of the following: (1) [ORDER / JUDGMENT dated __]; (2) [DOCUMENT / DEPOSITION of __ recorded on __]; (3) [__].</w:t>
+        <w:t>2. That the applicant requires certified copies of the following: (1) [ORDER / JUDGMENT dated __]; (2) [DOCUMENT / DEPOSITION of __ recorded on __]; (3) [__].</w:t>
       </w:r>
     </w:p>
     <w:p>
       <w:pPr>
-        <w:ind w:left="567" w:hanging="567"/>
-        <w:jc w:val="both"/>
+        <w:keepNext w:val="0"/>
+        <w:keepLines/>
+        <w:ind w:left="283" w:hanging="283"/>
       </w:pPr>
       <w:r>
         <w:rPr>
           <w:b w:val="0"/>
-          <w:i w:val="0"/>
-          <w:u w:val="none"/>
         </w:rPr>
-        <w:t>3.</w:t>
-        <w:tab/>
-        <w:t>That the copies are required for [PURPOSE — e.g. filing an appeal / production before another forum].</w:t>
+        <w:t>3. That the copies are required for [PURPOSE — e.g. filing an appeal / production before another forum].</w:t>
       </w:r>
     </w:p>
     <w:p>
       <w:pPr>
-        <w:ind w:left="567" w:hanging="567"/>
-        <w:jc w:val="both"/>
+        <w:keepNext w:val="0"/>
+        <w:keepLines/>
+        <w:ind w:left="283" w:hanging="283"/>
       </w:pPr>
       <w:r>
         <w:rPr>
           <w:b w:val="0"/>
-          <w:i w:val="0"/>
-          <w:u w:val="none"/>
         </w:rPr>
-        <w:t>4.</w:t>
-        <w:tab/>
-        <w:t>That the requisite copying fee / stamps have been affixed or deposited [and urgent charges, if applicable].</w:t>
+        <w:t>4. That the requisite copying fee / stamps have been affixed or deposited [and urgent charges, if applicable].</w:t>
       </w:r>
     </w:p>
     <w:p>
       <w:pPr>
-        <w:jc w:val="center"/>
+        <w:keepNext w:val="0"/>
+        <w:keepLines/>
+        <w:ind w:left="283" w:hanging="283"/>
+      </w:pPr>
+      <w:r>
+        <w:rPr>
+          <w:b w:val="0"/>
+        </w:rPr>
+        <w:t>5. That the exact record required is [judgment / order / deposition / exhibit], dated [ ], in case [number, title and court]. Any exhibit or page identifier is [ ].</w:t>
+      </w:r>
+    </w:p>
+    <w:p>
+      <w:pPr>
+        <w:keepNext w:val="0"/>
+        <w:keepLines/>
+        <w:ind w:left="283" w:hanging="283"/>
+      </w:pPr>
+      <w:r>
+        <w:rPr>
+          <w:b w:val="0"/>
+        </w:rPr>
+        <w:t>6. That the applicant’s entitlement as [party / authorised counsel / permitted non-party] rests on [particulars]. Confidential, sealed, juvenile or otherwise restricted records are specifically identified and permission, if required, is sought.</w:t>
+      </w:r>
+    </w:p>
+    <w:p>
+      <w:pPr>
+        <w:keepNext w:val="0"/>
+        <w:keepLines/>
+        <w:ind w:left="283" w:hanging="283"/>
+      </w:pPr>
+      <w:r>
+        <w:rPr>
+          <w:b w:val="0"/>
+        </w:rPr>
+        <w:t>7. That [ordinary / urgent] processing is requested for [purpose and deadline]. Copying fee, folios, identity/authority and delivery arrangements will comply with the applicable copying rules.</w:t>
+      </w:r>
+    </w:p>
+    <w:p>
+      <w:pPr>
+        <w:keepNext w:val="0"/>
+        <w:keepLines/>
+        <w:ind w:left="283" w:hanging="283"/>
+      </w:pPr>
+      <w:r>
+        <w:rPr>
+          <w:b w:val="0"/>
+        </w:rPr>
+        <w:t>8. That for limitation purposes the application date, readiness date and collection date will be recorded from the copying office; this request does not presume an automatic extension of any filing deadline.</w:t>
+      </w:r>
+    </w:p>
+    <w:p>
+      <w:pPr>
+        <w:keepNext/>
+        <w:keepLines/>
       </w:pPr>
       <w:r>
         <w:rPr>
           <w:b/>
-          <w:i w:val="0"/>
-          <w:u w:val="single"/>
         </w:rPr>
         <w:t>PRAYER</w:t>
       </w:r>
     </w:p>
     <w:p>
       <w:pPr>
-        <w:jc w:val="both"/>
+        <w:keepNext/>
+        <w:keepLines/>
       </w:pPr>
       <w:r>
         <w:rPr>
           <w:b w:val="0"/>
-          <w:i w:val="0"/>
-          <w:u w:val="none"/>
         </w:rPr>
         <w:t>It is, therefore, respectfully prayed that certified copies of the documents listed above may kindly be issued to the applicant.</w:t>
       </w:r>
     </w:p>
-    <w:tbl>
-      <w:tblPr>
-        <w:tblW w:type="auto" w:w="0"/>
-        <w:tblLook w:firstColumn="1" w:firstRow="1" w:lastColumn="0" w:lastRow="0" w:noHBand="0" w:noVBand="1" w:val="04A0"/>
-      </w:tblPr>
-      <w:tblGrid>
-        <w:gridCol w:w="4561"/>
-        <w:gridCol w:w="4561"/>
-      </w:tblGrid>
-      <w:tr>
-        <w:tc>
-          <w:tcPr>
-            <w:tcW w:type="dxa" w:w="4561"/>
-          </w:tcPr>
-          <w:p>
-            <w:r>
-              <w:t>Place: [PLACE]</w:t>
-              <w:br/>
-              <w:t>Date: [DATE]</w:t>
-            </w:r>
-          </w:p>
-        </w:tc>
-        <w:tc>
-          <w:tcPr>
-            <w:tcW w:type="dxa" w:w="4561"/>
-          </w:tcPr>
-          <w:p>
-            <w:pPr>
-              <w:jc w:val="right"/>
-            </w:pPr>
-            <w:r/>
-            <w:r>
-              <w:rPr>
-                <w:b/>
-              </w:rPr>
-              <w:t>APPLICANT</w:t>
-              <w:br/>
-              <w:t>Through</w:t>
-              <w:br/>
-              <w:br/>
-              <w:t>[NAME OF ADVOCATE]</w:t>
-              <w:br/>
-              <w:t>Advocate</w:t>
-              <w:br/>
-              <w:t>Enrolment No. [__]</w:t>
-            </w:r>
-          </w:p>
-        </w:tc>
-      </w:tr>
-    </w:tbl>
     <w:p>
+      <w:pPr>
+        <w:keepNext/>
+        <w:keepLines/>
+      </w:pPr>
       <w:r>
         <w:rPr>
           <w:b w:val="0"/>
-          <w:i/>
+        </w:rPr>
+        <w:t>Place: [PLACE]    Date: [DATE]</w:t>
+        <w:br/>
+        <w:t>APPLICANTThrough [NAME OF ADVOCATE]AdvocateEnrolment No. [__]</w:t>
+      </w:r>
+    </w:p>
+    <w:p>
+      <w:pPr>
+        <w:keepNext w:val="0"/>
+        <w:keepLines/>
+      </w:pPr>
+      <w:r>
+        <w:rPr>
+          <w:b w:val="0"/>
           <w:sz w:val="20"/>
-          <w:u w:val="none"/>
         </w:rPr>
         <w:t>Note: Attach the copying fee as prescribed. An affidavit is usually needed only where the applicant is not a party or the rules require it.</w:t>
       </w:r>
     </w:p>
     <w:p>
-      <w:r>
-        <w:br w:type="page"/>
-      </w:r>
-    </w:p>
-    <w:p>
       <w:pPr>
+        <w:keepNext/>
+        <w:keepLines/>
+        <w:pageBreakBefore/>
         <w:jc w:val="center"/>
       </w:pPr>
       <w:r>
         <w:rPr>
           <w:b/>
-          <w:i w:val="0"/>
-          <w:u w:val="none"/>
         </w:rPr>
         <w:t>IN THE COURT OF [DESIGNATION OF THE PRESIDING OFFICER], [PLACE]</w:t>
       </w:r>
     </w:p>
     <w:p>
       <w:pPr>
+        <w:keepNext/>
+        <w:keepLines/>
         <w:jc w:val="center"/>
       </w:pPr>
       <w:r>
         <w:rPr>
           <w:b w:val="0"/>
-          <w:i w:val="0"/>
-          <w:u w:val="none"/>
         </w:rPr>
         <w:t>[CASE TYPE] No. ____ of 20__</w:t>
       </w:r>
     </w:p>
     <w:p>
       <w:pPr>
-        <w:tabs>
-          <w:tab w:pos="9071" w:val="right"/>
-        </w:tabs>
+        <w:keepNext w:val="0"/>
+        <w:keepLines/>
       </w:pPr>
       <w:r>
         <w:rPr>
           <w:b w:val="0"/>
-          <w:i w:val="0"/>
-          <w:u w:val="none"/>
         </w:rPr>
-        <w:t>[NAME OF PLAINTIFF / PETITIONER / COMPLAINANT]</w:t>
-      </w:r>
-      <w:r>
-        <w:rPr>
-          <w:b/>
-        </w:rPr>
-        <w:tab/>
-        <w:t>… Plaintiff / Petitioner / Complainant</w:t>
+        <w:t>[NAME OF PLAINTIFF / PETITIONER / COMPLAINANT]… Plaintiff / Petitioner / Complainant</w:t>
       </w:r>
     </w:p>
     <w:p>
       <w:pPr>
+        <w:keepNext/>
+        <w:keepLines/>
         <w:jc w:val="center"/>
       </w:pPr>
       <w:r>
         <w:rPr>
-          <w:b/>
-          <w:i w:val="0"/>
-          <w:u w:val="none"/>
+          <w:b w:val="0"/>
         </w:rPr>
         <w:t>Versus</w:t>
       </w:r>
     </w:p>
     <w:p>
       <w:pPr>
-        <w:tabs>
-          <w:tab w:pos="9071" w:val="right"/>
-        </w:tabs>
+        <w:keepNext w:val="0"/>
+        <w:keepLines/>
       </w:pPr>
       <w:r>
         <w:rPr>
           <w:b w:val="0"/>
-          <w:i w:val="0"/>
-          <w:u w:val="none"/>
         </w:rPr>
-        <w:t>[NAME OF DEFENDANT / RESPONDENT / ACCUSED]</w:t>
-      </w:r>
-      <w:r>
-        <w:rPr>
-          <w:b/>
-        </w:rPr>
-        <w:tab/>
-        <w:t>… Defendant / Respondent / Accused</w:t>
+        <w:t>[NAME OF DEFENDANT / RESPONDENT / ACCUSED]… Defendant / Respondent / Accused</w:t>
       </w:r>
     </w:p>
     <w:p>
       <w:pPr>
+        <w:keepNext/>
+        <w:keepLines/>
         <w:jc w:val="center"/>
       </w:pPr>
       <w:r>
         <w:rPr>
           <w:b/>
-          <w:i w:val="0"/>
-          <w:u w:val="single"/>
         </w:rPr>
         <w:t>AFFIDAVIT</w:t>
       </w:r>
     </w:p>
     <w:p>
       <w:pPr>
-        <w:jc w:val="both"/>
+        <w:keepNext w:val="0"/>
+        <w:keepLines/>
       </w:pPr>
       <w:r>
         <w:rPr>
           <w:b w:val="0"/>
-          <w:i w:val="0"/>
-          <w:u w:val="none"/>
         </w:rPr>
         <w:t>Affidavit of [NAME OF DEPONENT], [S/o / D/o / W/o] [NAME], aged about [__] years, resident of [FULL ADDRESS WITH PIN CODE].</w:t>
       </w:r>
     </w:p>
     <w:p>
       <w:pPr>
-        <w:jc w:val="both"/>
+        <w:keepNext w:val="0"/>
+        <w:keepLines/>
       </w:pPr>
       <w:r>
         <w:rPr>
           <w:b w:val="0"/>
-          <w:i w:val="0"/>
-          <w:u w:val="none"/>
         </w:rPr>
         <w:t>I, the above-named deponent, do hereby solemnly affirm and declare as under:</w:t>
       </w:r>
     </w:p>
     <w:p>
       <w:pPr>
-        <w:ind w:left="567" w:hanging="567"/>
-        <w:jc w:val="both"/>
+        <w:keepNext w:val="0"/>
+        <w:keepLines/>
+        <w:ind w:left="283" w:hanging="283"/>
       </w:pPr>
       <w:r>
         <w:rPr>
           <w:b w:val="0"/>
-          <w:i w:val="0"/>
-          <w:u w:val="none"/>
         </w:rPr>
-        <w:t>1.</w:t>
-        <w:tab/>
-        <w:t>That the deponent is the applicant in the above-noted matter and is well conversant with the facts and circumstances of the case, and is competent to swear this affidavit.</w:t>
+        <w:t>1. That the deponent is competent to swear this affidavit and the accompanying [suit / petition / application] has been drafted by counsel on the deponent’s instructions. Its contents have been read over and explained in [LANGUAGE], understood by the deponent, and are incorporated as part and parcel of this affidavit; the factual statements are true to the deponent’s knowledge or identified records, and legal submissions are based on advice believed to be true.</w:t>
       </w:r>
     </w:p>
     <w:p>
       <w:pPr>
-        <w:ind w:left="567" w:hanging="567"/>
-        <w:jc w:val="both"/>
+        <w:keepNext/>
+        <w:keepLines/>
+        <w:ind w:left="283" w:hanging="283"/>
       </w:pPr>
       <w:r>
         <w:rPr>
           <w:b w:val="0"/>
-          <w:i w:val="0"/>
-          <w:u w:val="none"/>
         </w:rPr>
-        <w:t>2.</w:t>
-        <w:tab/>
-        <w:t>That the accompanying application has been drafted by counsel on the instructions of the deponent. Its contents have been read over and explained to the deponent in [LANGUAGE], and the deponent has understood them.</w:t>
+        <w:t>2. That [no same or similar suit / petition / application on the same cause of action has been filed / the following prior or pending proceedings, outcomes and orders are fully disclosed: ___]. Nothing material has been concealed.</w:t>
       </w:r>
     </w:p>
     <w:p>
       <w:pPr>
-        <w:ind w:left="567" w:hanging="567"/>
-        <w:jc w:val="both"/>
+        <w:keepNext/>
+        <w:keepLines/>
       </w:pPr>
       <w:r>
         <w:rPr>
           <w:b w:val="0"/>
-          <w:i w:val="0"/>
-          <w:u w:val="none"/>
-        </w:rPr>
-        <w:t>3.</w:t>
-        <w:tab/>
-        <w:t>That the facts stated in paragraphs [__] to [__] of the accompanying application are true and correct to the knowledge of the deponent, and the same are not repeated here for the sake of brevity.</w:t>
-      </w:r>
-    </w:p>
-    <w:p>
-      <w:pPr>
-        <w:jc w:val="right"/>
-      </w:pPr>
-      <w:r>
-        <w:rPr>
-          <w:b/>
-          <w:i w:val="0"/>
-          <w:u w:val="none"/>
         </w:rPr>
         <w:t>DEPONENT</w:t>
       </w:r>
     </w:p>
     <w:p>
       <w:pPr>
-        <w:jc w:val="center"/>
+        <w:keepNext/>
+        <w:keepLines/>
       </w:pPr>
       <w:r>
         <w:rPr>
           <w:b/>
-          <w:i w:val="0"/>
-          <w:u w:val="single"/>
         </w:rPr>
         <w:t>VERIFICATION</w:t>
       </w:r>
     </w:p>
     <w:p>
       <w:pPr>
-        <w:jc w:val="both"/>
+        <w:keepNext/>
+        <w:keepLines/>
       </w:pPr>
       <w:r>
         <w:rPr>
           <w:b w:val="0"/>
-          <w:i w:val="0"/>
-          <w:u w:val="none"/>
+          <w:sz w:val="20"/>
         </w:rPr>
-        <w:t>Verified at [PLACE] on [DATE] that the contents of paragraphs 1 to [__] of the above affidavit are true and correct to my knowledge. No part of it is false and nothing material has been concealed therefrom.</w:t>
+        <w:t>Verified at [PLACE] on [DATE] that paragraphs 1 and 2 above are true and correct to my knowledge and identified records, with legal submissions based on advice believed true. Nothing material has been concealed.</w:t>
       </w:r>
     </w:p>
     <w:p>
       <w:pPr>
-        <w:jc w:val="right"/>
+        <w:keepNext/>
+        <w:keepLines/>
       </w:pPr>
       <w:r>
         <w:rPr>
-          <w:b/>
-          <w:i w:val="0"/>
-          <w:u w:val="none"/>
+          <w:b w:val="0"/>
         </w:rPr>
         <w:t>DEPONENT</w:t>
       </w:r>
     </w:p>
     <w:p>
+      <w:pPr>
+        <w:keepNext w:val="0"/>
+        <w:keepLines/>
+      </w:pPr>
       <w:r>
         <w:rPr>
           <w:b w:val="0"/>
-          <w:i/>
           <w:sz w:val="20"/>
-          <w:u w:val="none"/>
         </w:rPr>
         <w:t>Note: To be sworn before an Oath Commissioner / Notary Public and stamped as required by the applicable rules.</w:t>
       </w:r>
     </w:p>
+    <w:p>
+      <w:pPr>
+        <w:keepNext/>
+        <w:keepLines/>
+        <w:pageBreakBefore/>
+      </w:pPr>
+      <w:r>
+        <w:rPr>
+          <w:b/>
+        </w:rPr>
+        <w:t>PREPARATION AND JUDGMENT APPLICATION</w:t>
+      </w:r>
+    </w:p>
+    <w:p>
+      <w:pPr>
+        <w:keepNext w:val="0"/>
+        <w:keepLines/>
+      </w:pPr>
+      <w:r>
+        <w:rPr>
+          <w:b w:val="0"/>
+          <w:sz w:val="22"/>
+        </w:rPr>
+        <w:t>Updated 11 October 2026. Complete every material fact, retain only supported alternatives, and renumber before filing. These notes support professional adaptation; they do not supply missing evidence or guarantee relief.</w:t>
+      </w:r>
+    </w:p>
+    <w:p>
+      <w:pPr>
+        <w:keepNext w:val="0"/>
+        <w:keepLines/>
+      </w:pPr>
+      <w:r>
+        <w:rPr>
+          <w:b w:val="0"/>
+          <w:sz w:val="22"/>
+        </w:rPr>
+        <w:t>Filing and relief checks. Use the court/copying-agency prescribed request where mandatory. Identify the exact document and urgency. A general judgment citation is ordinarily unnecessary; entitlement and local copying rules matter.</w:t>
+      </w:r>
+    </w:p>
+    <w:p>
+      <w:pPr>
+        <w:keepNext w:val="0"/>
+        <w:keepLines/>
+      </w:pPr>
+      <w:r>
+        <w:rPr>
+          <w:b w:val="0"/>
+          <w:sz w:val="22"/>
+        </w:rPr>
+        <w:t>Before relying on any authority, compare the material facts, procedural stage, statutory version and precise relief; check subsequent treatment and applicable local practice. Keep the authority note separate from the signed pleading. For criminal procedure, determine Section 531 BNSS savings rather than select the code solely from the alleged offence date.</w:t>
+      </w:r>
+    </w:p>
     <w:sectPr>
-      <w:pgSz w:w="12240" w:h="20160"/>
-      <w:pgMar w:top="1417" w:right="1134" w:bottom="1134" w:left="1984" w:header="720" w:footer="720" w:gutter="0"/>
+      <w:footerReference w:type="default" r:id="rId9"/>
+      <w:pgSz w:w="11906" w:h="16838"/>
+      <w:pgMar w:top="1247" w:right="1247" w:bottom="1247" w:left="1701" w:header="720" w:footer="720" w:gutter="0"/>
       <w:cols w:space="720"/>
       <w:docGrid w:linePitch="360"/>
     </w:sectPr>
   </w:body>
 </w:document>
+</file>
+
+<file path=word/footer1.xml><?xml version="1.0" encoding="utf-8"?>
+<w:ftr xmlns:m="http://schemas.openxmlformats.org/officeDocument/2006/math" xmlns:mc="http://schemas.openxmlformats.org/markup-compatibility/2006" xmlns:mo="http://schemas.microsoft.com/office/mac/office/2008/main" xmlns:mv="urn:schemas-microsoft-com:mac:vml" xmlns:o="urn:schemas-microsoft-com:office:office" xmlns:r="http://schemas.openxmlformats.org/officeDocument/2006/relationships" xmlns:v="urn:schemas-microsoft-com:vml" xmlns:w10="urn:schemas-microsoft-com:office:word" xmlns:w14="http://schemas.microsoft.com/office/word/2010/wordml" xmlns:w="http://schemas.openxmlformats.org/wordprocessingml/2006/main" xmlns:wne="http://schemas.microsoft.com/office/word/2006/wordml" xmlns:wp14="http://schemas.microsoft.com/office/word/2010/wordprocessingDrawing" xmlns:wp="http://schemas.openxmlformats.org/drawingml/2006/wordprocessingDrawing" xmlns:wpc="http://schemas.microsoft.com/office/word/2010/wordprocessingCanvas" xmlns:wpg="http://schemas.microsoft.com/office/word/2010/wordprocessingGroup" xmlns:wpi="http://schemas.microsoft.com/office/word/2010/wordprocessingInk" xmlns:wps="http://schemas.microsoft.com/office/word/2010/wordprocessingShape" mc:Ignorable="w14 wp14">
+  <w:p>
+    <w:pPr>
+      <w:pStyle w:val="Footer"/>
+      <w:jc w:val="center"/>
+    </w:pPr>
+    <w:r>
+      <w:rPr>
+        <w:sz w:val="18"/>
+      </w:rPr>
+      <w:t xml:space="preserve">Master Legal Work • Model format • </w:t>
+    </w:r>
+    <w:fldSimple w:instr="PAGE"/>
+  </w:p>
+</w:ftr>
 </file>
 
 <file path=word/numbering.xml><?xml version="1.0" encoding="utf-8"?>
@@ -901,11 +905,11 @@
     <w:qFormat/>
     <w:rsid w:val="00FC693F"/>
     <w:pPr>
-      <w:spacing w:after="80" w:line="360" w:lineRule="auto"/>
+      <w:spacing w:line="259" w:lineRule="auto" w:after="80"/>
     </w:pPr>
     <w:rPr>
-      <w:rFonts w:ascii="Times New Roman" w:hAnsi="Times New Roman" w:eastAsia="Times New Roman"/>
-      <w:sz w:val="26"/>
+      <w:rFonts w:ascii="Times New Roman" w:hAnsi="Times New Roman"/>
+      <w:sz w:val="24"/>
     </w:rPr>
   </w:style>
   <w:style w:type="paragraph" w:styleId="Header">

--- a/assets/drafts/certified-copy.docx
+++ b/assets/drafts/certified-copy.docx
@@ -4,26 +4,14 @@
   <w:body>
     <w:p>
       <w:pPr>
-        <w:keepNext w:val="0"/>
-        <w:keepLines/>
-      </w:pPr>
-      <w:r>
-        <w:rPr>
-          <w:b w:val="0"/>
-          <w:sz w:val="20"/>
-        </w:rPr>
-        <w:t>Model format for general reference only. Not legal advice. Adapt to the facts and the court's current rules. Source: masterlegalwork.com</w:t>
-      </w:r>
-    </w:p>
-    <w:p>
-      <w:pPr>
         <w:keepNext/>
-        <w:keepLines/>
+        <w:widowControl/>
         <w:jc w:val="center"/>
       </w:pPr>
       <w:r>
         <w:rPr>
           <w:b/>
+          <w:u w:val="single"/>
         </w:rPr>
         <w:t>IN THE COURT OF [DESIGNATION OF THE PRESIDING OFFICER], [PLACE]</w:t>
       </w:r>
@@ -31,62 +19,111 @@
     <w:p>
       <w:pPr>
         <w:keepNext/>
-        <w:keepLines/>
+        <w:widowControl/>
         <w:jc w:val="center"/>
       </w:pPr>
       <w:r>
         <w:rPr>
           <w:b w:val="0"/>
+          <w:u w:val="none"/>
         </w:rPr>
         <w:t>[CASE TYPE] No. ____ of 20__</w:t>
       </w:r>
     </w:p>
     <w:p>
       <w:pPr>
-        <w:keepNext w:val="0"/>
-        <w:keepLines/>
+        <w:keepNext/>
+        <w:widowControl/>
+        <w:jc w:val="center"/>
       </w:pPr>
       <w:r>
         <w:rPr>
-          <w:b w:val="0"/>
+          <w:b/>
+          <w:u w:val="single"/>
         </w:rPr>
-        <w:t>[NAME OF PLAINTIFF / PETITIONER / COMPLAINANT]… Plaintiff / Petitioner / Complainant</w:t>
+        <w:t>MEMO OF PARTIES</w:t>
       </w:r>
     </w:p>
     <w:p>
       <w:pPr>
         <w:keepNext/>
-        <w:keepLines/>
+        <w:widowControl/>
+        <w:jc w:val="both"/>
+      </w:pPr>
+      <w:r>
+        <w:rPr>
+          <w:b w:val="0"/>
+          <w:u w:val="none"/>
+        </w:rPr>
+        <w:t>[NAME OF PLAINTIFF / PETITIONER / COMPLAINANT], aged about [__] years, [son / daughter / wife of] [PARENTAGE], resident of [COMPLETE ADDRESS WITH PIN CODE], Aadhaar No. [IF LAWFULLY REQUIRED], Mobile No. [NUMBER], Email [IF AVAILABLE].</w:t>
+      </w:r>
+    </w:p>
+    <w:p>
+      <w:pPr>
+        <w:keepNext w:val="0"/>
+        <w:widowControl/>
+        <w:jc w:val="right"/>
+      </w:pPr>
+      <w:r>
+        <w:rPr>
+          <w:b w:val="0"/>
+          <w:u w:val="none"/>
+        </w:rPr>
+        <w:t>… Plaintiff / Petitioner / Complainant</w:t>
+      </w:r>
+    </w:p>
+    <w:p>
+      <w:pPr>
+        <w:keepNext/>
+        <w:widowControl/>
         <w:jc w:val="center"/>
       </w:pPr>
       <w:r>
         <w:rPr>
           <w:b w:val="0"/>
+          <w:u w:val="none"/>
         </w:rPr>
         <w:t>Versus</w:t>
       </w:r>
     </w:p>
     <w:p>
       <w:pPr>
-        <w:keepNext w:val="0"/>
-        <w:keepLines/>
+        <w:keepNext/>
+        <w:widowControl/>
+        <w:jc w:val="both"/>
       </w:pPr>
       <w:r>
         <w:rPr>
           <w:b w:val="0"/>
+          <w:u w:val="none"/>
         </w:rPr>
-        <w:t>[NAME OF DEFENDANT / RESPONDENT / ACCUSED]… Defendant / Respondent / Accused</w:t>
+        <w:t>[NAME OF DEFENDANT / RESPONDENT / ACCUSED], aged about [__] years, [son / daughter / wife of] [PARENTAGE], resident of [COMPLETE ADDRESS WITH PIN CODE], Aadhaar No. [IF LAWFULLY REQUIRED], Mobile No. [NUMBER], Email [IF AVAILABLE].</w:t>
+      </w:r>
+    </w:p>
+    <w:p>
+      <w:pPr>
+        <w:keepNext w:val="0"/>
+        <w:widowControl/>
+        <w:jc w:val="right"/>
+      </w:pPr>
+      <w:r>
+        <w:rPr>
+          <w:b w:val="0"/>
+          <w:u w:val="none"/>
+        </w:rPr>
+        <w:t>… Defendant / Respondent / Accused</w:t>
       </w:r>
     </w:p>
     <w:p>
       <w:pPr>
         <w:keepNext/>
-        <w:keepLines/>
+        <w:widowControl/>
         <w:jc w:val="center"/>
       </w:pPr>
       <w:r>
         <w:rPr>
           <w:b w:val="0"/>
+          <w:u w:val="none"/>
         </w:rPr>
         <w:t>Next date of hearing: [DATE]</w:t>
       </w:r>
@@ -94,12 +131,13 @@
     <w:p>
       <w:pPr>
         <w:keepNext/>
-        <w:keepLines/>
+        <w:widowControl/>
         <w:jc w:val="center"/>
       </w:pPr>
       <w:r>
         <w:rPr>
           <w:b/>
+          <w:u w:val="single"/>
         </w:rPr>
         <w:t>APPLICATION FOR THE ISSUE OF CERTIFIED COPIES OF [DOCUMENTS / ORDERS] [URGENT / ORDINARY]</w:t>
       </w:r>
@@ -107,11 +145,13 @@
     <w:p>
       <w:pPr>
         <w:keepNext w:val="0"/>
-        <w:keepLines/>
+        <w:widowControl/>
+        <w:jc w:val="both"/>
       </w:pPr>
       <w:r>
         <w:rPr>
           <w:b w:val="0"/>
+          <w:u w:val="none"/>
         </w:rPr>
         <w:t>Respectfully showeth:</w:t>
       </w:r>
@@ -119,12 +159,14 @@
     <w:p>
       <w:pPr>
         <w:keepNext w:val="0"/>
-        <w:keepLines/>
-        <w:ind w:left="283" w:hanging="283"/>
+        <w:widowControl/>
+        <w:ind w:left="360" w:hanging="360"/>
+        <w:jc w:val="both"/>
       </w:pPr>
       <w:r>
         <w:rPr>
           <w:b w:val="0"/>
+          <w:u w:val="none"/>
         </w:rPr>
         <w:t>1. That the applicant is [a party to / the counsel for __ in] the above-noted case [or: a non-party with interest, as stated in the accompanying affidavit].</w:t>
       </w:r>
@@ -132,12 +174,14 @@
     <w:p>
       <w:pPr>
         <w:keepNext w:val="0"/>
-        <w:keepLines/>
-        <w:ind w:left="283" w:hanging="283"/>
+        <w:widowControl/>
+        <w:ind w:left="360" w:hanging="360"/>
+        <w:jc w:val="both"/>
       </w:pPr>
       <w:r>
         <w:rPr>
           <w:b w:val="0"/>
+          <w:u w:val="none"/>
         </w:rPr>
         <w:t>2. That the applicant requires certified copies of the following: (1) [ORDER / JUDGMENT dated __]; (2) [DOCUMENT / DEPOSITION of __ recorded on __]; (3) [__].</w:t>
       </w:r>
@@ -145,12 +189,14 @@
     <w:p>
       <w:pPr>
         <w:keepNext w:val="0"/>
-        <w:keepLines/>
-        <w:ind w:left="283" w:hanging="283"/>
+        <w:widowControl/>
+        <w:ind w:left="360" w:hanging="360"/>
+        <w:jc w:val="both"/>
       </w:pPr>
       <w:r>
         <w:rPr>
           <w:b w:val="0"/>
+          <w:u w:val="none"/>
         </w:rPr>
         <w:t>3. That the copies are required for [PURPOSE — e.g. filing an appeal / production before another forum].</w:t>
       </w:r>
@@ -158,12 +204,14 @@
     <w:p>
       <w:pPr>
         <w:keepNext w:val="0"/>
-        <w:keepLines/>
-        <w:ind w:left="283" w:hanging="283"/>
+        <w:widowControl/>
+        <w:ind w:left="360" w:hanging="360"/>
+        <w:jc w:val="both"/>
       </w:pPr>
       <w:r>
         <w:rPr>
           <w:b w:val="0"/>
+          <w:u w:val="none"/>
         </w:rPr>
         <w:t>4. That the requisite copying fee / stamps have been affixed or deposited [and urgent charges, if applicable].</w:t>
       </w:r>
@@ -171,12 +219,14 @@
     <w:p>
       <w:pPr>
         <w:keepNext w:val="0"/>
-        <w:keepLines/>
-        <w:ind w:left="283" w:hanging="283"/>
+        <w:widowControl/>
+        <w:ind w:left="360" w:hanging="360"/>
+        <w:jc w:val="both"/>
       </w:pPr>
       <w:r>
         <w:rPr>
           <w:b w:val="0"/>
+          <w:u w:val="none"/>
         </w:rPr>
         <w:t>5. That the exact record required is [judgment / order / deposition / exhibit], dated [ ], in case [number, title and court]. Any exhibit or page identifier is [ ].</w:t>
       </w:r>
@@ -184,12 +234,14 @@
     <w:p>
       <w:pPr>
         <w:keepNext w:val="0"/>
-        <w:keepLines/>
-        <w:ind w:left="283" w:hanging="283"/>
+        <w:widowControl/>
+        <w:ind w:left="360" w:hanging="360"/>
+        <w:jc w:val="both"/>
       </w:pPr>
       <w:r>
         <w:rPr>
           <w:b w:val="0"/>
+          <w:u w:val="none"/>
         </w:rPr>
         <w:t>6. That the applicant’s entitlement as [party / authorised counsel / permitted non-party] rests on [particulars]. Confidential, sealed, juvenile or otherwise restricted records are specifically identified and permission, if required, is sought.</w:t>
       </w:r>
@@ -197,12 +249,14 @@
     <w:p>
       <w:pPr>
         <w:keepNext w:val="0"/>
-        <w:keepLines/>
-        <w:ind w:left="283" w:hanging="283"/>
+        <w:widowControl/>
+        <w:ind w:left="360" w:hanging="360"/>
+        <w:jc w:val="both"/>
       </w:pPr>
       <w:r>
         <w:rPr>
           <w:b w:val="0"/>
+          <w:u w:val="none"/>
         </w:rPr>
         <w:t>7. That [ordinary / urgent] processing is requested for [purpose and deadline]. Copying fee, folios, identity/authority and delivery arrangements will comply with the applicable copying rules.</w:t>
       </w:r>
@@ -210,12 +264,14 @@
     <w:p>
       <w:pPr>
         <w:keepNext w:val="0"/>
-        <w:keepLines/>
-        <w:ind w:left="283" w:hanging="283"/>
+        <w:widowControl/>
+        <w:ind w:left="360" w:hanging="360"/>
+        <w:jc w:val="both"/>
       </w:pPr>
       <w:r>
         <w:rPr>
           <w:b w:val="0"/>
+          <w:u w:val="none"/>
         </w:rPr>
         <w:t>8. That for limitation purposes the application date, readiness date and collection date will be recorded from the copying office; this request does not presume an automatic extension of any filing deadline.</w:t>
       </w:r>
@@ -223,64 +279,92 @@
     <w:p>
       <w:pPr>
         <w:keepNext/>
-        <w:keepLines/>
+        <w:widowControl/>
+        <w:jc w:val="center"/>
       </w:pPr>
       <w:r>
         <w:rPr>
           <w:b/>
+          <w:u w:val="single"/>
         </w:rPr>
         <w:t>PRAYER</w:t>
       </w:r>
     </w:p>
     <w:p>
       <w:pPr>
-        <w:keepNext/>
-        <w:keepLines/>
+        <w:keepNext w:val="0"/>
+        <w:widowControl/>
+        <w:jc w:val="both"/>
       </w:pPr>
       <w:r>
         <w:rPr>
           <w:b w:val="0"/>
+          <w:u w:val="none"/>
         </w:rPr>
         <w:t>It is, therefore, respectfully prayed that certified copies of the documents listed above may kindly be issued to the applicant.</w:t>
       </w:r>
     </w:p>
     <w:p>
       <w:pPr>
-        <w:keepNext/>
-        <w:keepLines/>
+        <w:keepNext w:val="0"/>
+        <w:widowControl/>
+        <w:jc w:val="both"/>
       </w:pPr>
       <w:r>
         <w:rPr>
           <w:b w:val="0"/>
+          <w:u w:val="none"/>
         </w:rPr>
-        <w:t>Place: [PLACE]    Date: [DATE]</w:t>
-        <w:br/>
-        <w:t>APPLICANTThrough [NAME OF ADVOCATE]AdvocateEnrolment No. [__]</w:t>
+        <w:t>Place: [PLACE] Date: [DATE]</w:t>
+      </w:r>
+    </w:p>
+    <w:p>
+      <w:pPr>
+        <w:keepNext/>
+        <w:widowControl/>
+        <w:jc w:val="right"/>
+      </w:pPr>
+      <w:r>
+        <w:rPr>
+          <w:b w:val="0"/>
+          <w:u w:val="none"/>
+        </w:rPr>
+        <w:t>APPLICANT</w:t>
       </w:r>
     </w:p>
     <w:p>
       <w:pPr>
         <w:keepNext w:val="0"/>
         <w:keepLines/>
+        <w:widowControl/>
+        <w:jc w:val="right"/>
       </w:pPr>
       <w:r>
         <w:rPr>
           <w:b w:val="0"/>
-          <w:sz w:val="20"/>
+          <w:u w:val="none"/>
         </w:rPr>
-        <w:t>Note: Attach the copying fee as prescribed. An affidavit is usually needed only where the applicant is not a party or the rules require it.</w:t>
+        <w:t>Gagandeep Goel, Adv. (Enrl. No. P/1983/2007)</w:t>
+        <w:br/>
+        <w:t>Gagandeep Goel &amp; Associates | Master Legal Work</w:t>
+        <w:br/>
+        <w:t>(M) 987 220 6969, (E) masterlegalwork@gmail.com</w:t>
+        <w:br/>
+        <w:t>Advocate for the Applicant</w:t>
       </w:r>
     </w:p>
     <w:p>
       <w:pPr>
         <w:keepNext/>
-        <w:keepLines/>
         <w:pageBreakBefore/>
+        <w:widowControl/>
+        <w:spacing w:after="40"/>
         <w:jc w:val="center"/>
       </w:pPr>
       <w:r>
         <w:rPr>
           <w:b/>
+          <w:u w:val="single"/>
         </w:rPr>
         <w:t>IN THE COURT OF [DESIGNATION OF THE PRESIDING OFFICER], [PLACE]</w:t>
       </w:r>
@@ -288,62 +372,100 @@
     <w:p>
       <w:pPr>
         <w:keepNext/>
-        <w:keepLines/>
+        <w:widowControl/>
+        <w:spacing w:after="40"/>
         <w:jc w:val="center"/>
       </w:pPr>
       <w:r>
         <w:rPr>
           <w:b w:val="0"/>
+          <w:u w:val="none"/>
         </w:rPr>
         <w:t>[CASE TYPE] No. ____ of 20__</w:t>
       </w:r>
     </w:p>
     <w:p>
       <w:pPr>
-        <w:keepNext w:val="0"/>
-        <w:keepLines/>
+        <w:keepNext/>
+        <w:widowControl/>
+        <w:jc w:val="both"/>
       </w:pPr>
       <w:r>
         <w:rPr>
           <w:b w:val="0"/>
+          <w:u w:val="none"/>
         </w:rPr>
-        <w:t>[NAME OF PLAINTIFF / PETITIONER / COMPLAINANT]… Plaintiff / Petitioner / Complainant</w:t>
+        <w:t>[NAME OF PLAINTIFF / PETITIONER / COMPLAINANT], aged about [__] years, [son / daughter / wife of] [PARENTAGE], resident of [COMPLETE ADDRESS WITH PIN CODE], Aadhaar No. [IF LAWFULLY REQUIRED], Mobile No. [NUMBER], Email [IF AVAILABLE].</w:t>
+      </w:r>
+    </w:p>
+    <w:p>
+      <w:pPr>
+        <w:keepNext w:val="0"/>
+        <w:widowControl/>
+        <w:jc w:val="right"/>
+      </w:pPr>
+      <w:r>
+        <w:rPr>
+          <w:b w:val="0"/>
+          <w:u w:val="none"/>
+        </w:rPr>
+        <w:t>… Plaintiff / Petitioner / Complainant</w:t>
       </w:r>
     </w:p>
     <w:p>
       <w:pPr>
         <w:keepNext/>
-        <w:keepLines/>
+        <w:widowControl/>
+        <w:spacing w:after="40"/>
         <w:jc w:val="center"/>
       </w:pPr>
       <w:r>
         <w:rPr>
           <w:b w:val="0"/>
+          <w:u w:val="none"/>
         </w:rPr>
         <w:t>Versus</w:t>
       </w:r>
     </w:p>
     <w:p>
       <w:pPr>
-        <w:keepNext w:val="0"/>
-        <w:keepLines/>
+        <w:keepNext/>
+        <w:widowControl/>
+        <w:jc w:val="both"/>
       </w:pPr>
       <w:r>
         <w:rPr>
           <w:b w:val="0"/>
+          <w:u w:val="none"/>
         </w:rPr>
-        <w:t>[NAME OF DEFENDANT / RESPONDENT / ACCUSED]… Defendant / Respondent / Accused</w:t>
+        <w:t>[NAME OF DEFENDANT / RESPONDENT / ACCUSED], aged about [__] years, [son / daughter / wife of] [PARENTAGE], resident of [COMPLETE ADDRESS WITH PIN CODE], Aadhaar No. [IF LAWFULLY REQUIRED], Mobile No. [NUMBER], Email [IF AVAILABLE].</w:t>
+      </w:r>
+    </w:p>
+    <w:p>
+      <w:pPr>
+        <w:keepNext w:val="0"/>
+        <w:widowControl/>
+        <w:jc w:val="right"/>
+      </w:pPr>
+      <w:r>
+        <w:rPr>
+          <w:b w:val="0"/>
+          <w:u w:val="none"/>
+        </w:rPr>
+        <w:t>… Defendant / Respondent / Accused</w:t>
       </w:r>
     </w:p>
     <w:p>
       <w:pPr>
         <w:keepNext/>
-        <w:keepLines/>
+        <w:widowControl/>
+        <w:spacing w:after="40"/>
         <w:jc w:val="center"/>
       </w:pPr>
       <w:r>
         <w:rPr>
           <w:b/>
+          <w:u w:val="single"/>
         </w:rPr>
         <w:t>AFFIDAVIT</w:t>
       </w:r>
@@ -351,23 +473,29 @@
     <w:p>
       <w:pPr>
         <w:keepNext w:val="0"/>
-        <w:keepLines/>
+        <w:widowControl/>
+        <w:spacing w:after="40"/>
+        <w:jc w:val="both"/>
       </w:pPr>
       <w:r>
         <w:rPr>
           <w:b w:val="0"/>
+          <w:u w:val="none"/>
         </w:rPr>
-        <w:t>Affidavit of [NAME OF DEPONENT], [S/o / D/o / W/o] [NAME], aged about [__] years, resident of [FULL ADDRESS WITH PIN CODE].</w:t>
+        <w:t>Affidavit of [NAME OF DEPONENT], [S/o / D/o / W/o] [NAME], aged about [__] years, resident of [FULL ADDRESS WITH PIN CODE], Aadhaar No. [IF LAWFULLY REQUIRED], Mobile No. [NUMBER].</w:t>
       </w:r>
     </w:p>
     <w:p>
       <w:pPr>
         <w:keepNext w:val="0"/>
-        <w:keepLines/>
+        <w:widowControl/>
+        <w:spacing w:after="40"/>
+        <w:jc w:val="both"/>
       </w:pPr>
       <w:r>
         <w:rPr>
           <w:b w:val="0"/>
+          <w:u w:val="none"/>
         </w:rPr>
         <w:t>I, the above-named deponent, do hereby solemnly affirm and declare as under:</w:t>
       </w:r>
@@ -375,37 +503,44 @@
     <w:p>
       <w:pPr>
         <w:keepNext w:val="0"/>
-        <w:keepLines/>
-        <w:ind w:left="283" w:hanging="283"/>
+        <w:widowControl/>
+        <w:ind w:left="360" w:hanging="360"/>
+        <w:jc w:val="both"/>
       </w:pPr>
       <w:r>
         <w:rPr>
           <w:b w:val="0"/>
+          <w:u w:val="none"/>
         </w:rPr>
-        <w:t>1. That the deponent is competent to swear this affidavit and the accompanying [suit / petition / application] has been drafted by counsel on the deponent’s instructions. Its contents have been read over and explained in [LANGUAGE], understood by the deponent, and are incorporated as part and parcel of this affidavit; the factual statements are true to the deponent’s knowledge or identified records, and legal submissions are based on advice believed to be true.</w:t>
+        <w:t>1. That I am competent to swear this affidavit. The accompanying [suit / petition / application] was drafted by counsel on my instructions, read over and explained to me in [LANGUAGE], and is adopted as part of this affidavit. Its facts are true to my knowledge or identified records; legal submissions rest on advice believed true.</w:t>
+      </w:r>
+    </w:p>
+    <w:p>
+      <w:pPr>
+        <w:keepNext w:val="0"/>
+        <w:widowControl/>
+        <w:ind w:left="360" w:hanging="360"/>
+        <w:jc w:val="both"/>
+      </w:pPr>
+      <w:r>
+        <w:rPr>
+          <w:b w:val="0"/>
+          <w:u w:val="none"/>
+        </w:rPr>
+        <w:t>2. That [no same or similar proceeding on this cause has been filed / all prior and pending proceedings, outcomes and orders are disclosed here: ___]. Nothing material is concealed.</w:t>
       </w:r>
     </w:p>
     <w:p>
       <w:pPr>
         <w:keepNext/>
-        <w:keepLines/>
-        <w:ind w:left="283" w:hanging="283"/>
+        <w:widowControl/>
+        <w:spacing w:after="40"/>
+        <w:jc w:val="right"/>
       </w:pPr>
       <w:r>
         <w:rPr>
           <w:b w:val="0"/>
-        </w:rPr>
-        <w:t>2. That [no same or similar suit / petition / application on the same cause of action has been filed / the following prior or pending proceedings, outcomes and orders are fully disclosed: ___]. Nothing material has been concealed.</w:t>
-      </w:r>
-    </w:p>
-    <w:p>
-      <w:pPr>
-        <w:keepNext/>
-        <w:keepLines/>
-      </w:pPr>
-      <w:r>
-        <w:rPr>
-          <w:b w:val="0"/>
+          <w:u w:val="none"/>
         </w:rPr>
         <w:t>DEPONENT</w:t>
       </w:r>
@@ -413,11 +548,14 @@
     <w:p>
       <w:pPr>
         <w:keepNext/>
-        <w:keepLines/>
+        <w:widowControl/>
+        <w:spacing w:after="40"/>
+        <w:jc w:val="center"/>
       </w:pPr>
       <w:r>
         <w:rPr>
           <w:b/>
+          <w:u w:val="single"/>
         </w:rPr>
         <w:t>VERIFICATION</w:t>
       </w:r>
@@ -426,11 +564,14 @@
       <w:pPr>
         <w:keepNext/>
         <w:keepLines/>
+        <w:widowControl/>
+        <w:spacing w:after="40"/>
+        <w:jc w:val="both"/>
       </w:pPr>
       <w:r>
         <w:rPr>
           <w:b w:val="0"/>
-          <w:sz w:val="20"/>
+          <w:u w:val="none"/>
         </w:rPr>
         <w:t>Verified at [PLACE] on [DATE] that paragraphs 1 and 2 above are true and correct to my knowledge and identified records, with legal submissions based on advice believed true. Nothing material has been concealed.</w:t>
       </w:r>
@@ -438,11 +579,14 @@
     <w:p>
       <w:pPr>
         <w:keepNext/>
-        <w:keepLines/>
+        <w:widowControl/>
+        <w:spacing w:after="40"/>
+        <w:jc w:val="right"/>
       </w:pPr>
       <w:r>
         <w:rPr>
           <w:b w:val="0"/>
+          <w:u w:val="none"/>
         </w:rPr>
         <w:t>DEPONENT</w:t>
       </w:r>
@@ -451,24 +595,34 @@
       <w:pPr>
         <w:keepNext w:val="0"/>
         <w:keepLines/>
+        <w:widowControl/>
+        <w:jc w:val="right"/>
       </w:pPr>
       <w:r>
         <w:rPr>
           <w:b w:val="0"/>
-          <w:sz w:val="20"/>
+          <w:u w:val="none"/>
         </w:rPr>
-        <w:t>Note: To be sworn before an Oath Commissioner / Notary Public and stamped as required by the applicable rules.</w:t>
+        <w:t>Gagandeep Goel, Adv. (Enrl. No. P/1983/2007)</w:t>
+        <w:br/>
+        <w:t>Gagandeep Goel &amp; Associates | Master Legal Work</w:t>
+        <w:br/>
+        <w:t>(M) 987 220 6969, (E) masterlegalwork@gmail.com</w:t>
+        <w:br/>
+        <w:t>Advocate for the Applicant</w:t>
       </w:r>
     </w:p>
     <w:p>
       <w:pPr>
         <w:keepNext/>
-        <w:keepLines/>
         <w:pageBreakBefore/>
+        <w:widowControl/>
+        <w:jc w:val="center"/>
       </w:pPr>
       <w:r>
         <w:rPr>
           <w:b/>
+          <w:u w:val="single"/>
         </w:rPr>
         <w:t>PREPARATION AND JUDGMENT APPLICATION</w:t>
       </w:r>
@@ -476,12 +630,58 @@
     <w:p>
       <w:pPr>
         <w:keepNext w:val="0"/>
-        <w:keepLines/>
+        <w:widowControl/>
+        <w:jc w:val="both"/>
       </w:pPr>
       <w:r>
         <w:rPr>
           <w:b w:val="0"/>
-          <w:sz w:val="22"/>
+          <w:u w:val="none"/>
+        </w:rPr>
+        <w:t>MODEL FOR GENERAL REFERENCE ONLY. NOT LEGAL ADVICE. These preparation notes are not part of the document to be signed or filed.</w:t>
+      </w:r>
+    </w:p>
+    <w:p>
+      <w:pPr>
+        <w:keepNext w:val="0"/>
+        <w:widowControl/>
+        <w:spacing w:after="40"/>
+        <w:jc w:val="both"/>
+      </w:pPr>
+      <w:r>
+        <w:rPr>
+          <w:b w:val="0"/>
+          <w:u w:val="none"/>
+        </w:rPr>
+        <w:t>Model format for general reference only. Not legal advice. Adapt to the facts and the court's current rules. Source: masterlegalwork.com</w:t>
+      </w:r>
+    </w:p>
+    <w:p>
+      <w:pPr>
+        <w:keepNext w:val="0"/>
+        <w:widowControl/>
+        <w:spacing w:after="40"/>
+        <w:jc w:val="both"/>
+      </w:pPr>
+      <w:r>
+        <w:rPr>
+          <w:b w:val="0"/>
+          <w:u w:val="none"/>
+        </w:rPr>
+        <w:t>Layout revised 17 October 2026 in the MLW house style: Legal paper, Arial 13, justified text and separate preparation notes. This is a model, not a prescribed court form. Check the current registry and e-filing requirements; mandatory court directions prevail. Use only identity particulars lawfully required by the forum and apply any required masking.</w:t>
+      </w:r>
+    </w:p>
+    <w:p>
+      <w:pPr>
+        <w:keepNext w:val="0"/>
+        <w:widowControl/>
+        <w:spacing w:after="40"/>
+        <w:jc w:val="both"/>
+      </w:pPr>
+      <w:r>
+        <w:rPr>
+          <w:b w:val="0"/>
+          <w:u w:val="none"/>
         </w:rPr>
         <w:t>Updated 11 October 2026. Complete every material fact, retain only supported alternatives, and renumber before filing. These notes support professional adaptation; they do not supply missing evidence or guarantee relief.</w:t>
       </w:r>
@@ -489,12 +689,14 @@
     <w:p>
       <w:pPr>
         <w:keepNext w:val="0"/>
-        <w:keepLines/>
+        <w:widowControl/>
+        <w:spacing w:after="40"/>
+        <w:jc w:val="both"/>
       </w:pPr>
       <w:r>
         <w:rPr>
           <w:b w:val="0"/>
-          <w:sz w:val="22"/>
+          <w:u w:val="none"/>
         </w:rPr>
         <w:t>Filing and relief checks. Use the court/copying-agency prescribed request where mandatory. Identify the exact document and urgency. A general judgment citation is ordinarily unnecessary; entitlement and local copying rules matter.</w:t>
       </w:r>
@@ -502,20 +704,52 @@
     <w:p>
       <w:pPr>
         <w:keepNext w:val="0"/>
-        <w:keepLines/>
+        <w:widowControl/>
+        <w:spacing w:after="40"/>
+        <w:jc w:val="both"/>
       </w:pPr>
       <w:r>
         <w:rPr>
           <w:b w:val="0"/>
-          <w:sz w:val="22"/>
+          <w:u w:val="none"/>
         </w:rPr>
         <w:t>Before relying on any authority, compare the material facts, procedural stage, statutory version and precise relief; check subsequent treatment and applicable local practice. Keep the authority note separate from the signed pleading. For criminal procedure, determine Section 531 BNSS savings rather than select the code solely from the alleged offence date.</w:t>
       </w:r>
     </w:p>
+    <w:p>
+      <w:pPr>
+        <w:keepNext w:val="0"/>
+        <w:widowControl/>
+        <w:spacing w:after="40"/>
+        <w:jc w:val="both"/>
+      </w:pPr>
+      <w:r>
+        <w:rPr>
+          <w:b w:val="0"/>
+          <w:u w:val="none"/>
+        </w:rPr>
+        <w:t>Note: Attach the copying fee as prescribed. An affidavit is usually needed only where the applicant is not a party or the rules require it.</w:t>
+      </w:r>
+    </w:p>
+    <w:p>
+      <w:pPr>
+        <w:keepNext w:val="0"/>
+        <w:widowControl/>
+        <w:spacing w:after="40"/>
+        <w:jc w:val="both"/>
+      </w:pPr>
+      <w:r>
+        <w:rPr>
+          <w:b w:val="0"/>
+          <w:u w:val="none"/>
+        </w:rPr>
+        <w:t>Note: To be sworn before an Oath Commissioner / Notary Public and stamped as required by the applicable rules.</w:t>
+      </w:r>
+    </w:p>
     <w:sectPr>
-      <w:footerReference w:type="default" r:id="rId9"/>
-      <w:pgSz w:w="11906" w:h="16838"/>
-      <w:pgMar w:top="1247" w:right="1247" w:bottom="1247" w:left="1701" w:header="720" w:footer="720" w:gutter="0"/>
+      <w:headerReference w:type="default" r:id="rId9"/>
+      <w:pgSz w:w="12240" w:h="20160"/>
+      <w:pgMar w:top="1728" w:right="1728" w:bottom="1728" w:left="2304" w:header="720" w:footer="720" w:gutter="0"/>
       <w:cols w:space="720"/>
       <w:docGrid w:linePitch="360"/>
     </w:sectPr>
@@ -523,22 +757,16 @@
 </w:document>
 </file>
 
-<file path=word/footer1.xml><?xml version="1.0" encoding="utf-8"?>
-<w:ftr xmlns:m="http://schemas.openxmlformats.org/officeDocument/2006/math" xmlns:mc="http://schemas.openxmlformats.org/markup-compatibility/2006" xmlns:mo="http://schemas.microsoft.com/office/mac/office/2008/main" xmlns:mv="urn:schemas-microsoft-com:mac:vml" xmlns:o="urn:schemas-microsoft-com:office:office" xmlns:r="http://schemas.openxmlformats.org/officeDocument/2006/relationships" xmlns:v="urn:schemas-microsoft-com:vml" xmlns:w10="urn:schemas-microsoft-com:office:word" xmlns:w14="http://schemas.microsoft.com/office/word/2010/wordml" xmlns:w="http://schemas.openxmlformats.org/wordprocessingml/2006/main" xmlns:wne="http://schemas.microsoft.com/office/word/2006/wordml" xmlns:wp14="http://schemas.microsoft.com/office/word/2010/wordprocessingDrawing" xmlns:wp="http://schemas.openxmlformats.org/drawingml/2006/wordprocessingDrawing" xmlns:wpc="http://schemas.microsoft.com/office/word/2010/wordprocessingCanvas" xmlns:wpg="http://schemas.microsoft.com/office/word/2010/wordprocessingGroup" xmlns:wpi="http://schemas.microsoft.com/office/word/2010/wordprocessingInk" xmlns:wps="http://schemas.microsoft.com/office/word/2010/wordprocessingShape" mc:Ignorable="w14 wp14">
+<file path=word/header1.xml><?xml version="1.0" encoding="utf-8"?>
+<w:hdr xmlns:m="http://schemas.openxmlformats.org/officeDocument/2006/math" xmlns:mc="http://schemas.openxmlformats.org/markup-compatibility/2006" xmlns:mo="http://schemas.microsoft.com/office/mac/office/2008/main" xmlns:mv="urn:schemas-microsoft-com:mac:vml" xmlns:o="urn:schemas-microsoft-com:office:office" xmlns:r="http://schemas.openxmlformats.org/officeDocument/2006/relationships" xmlns:v="urn:schemas-microsoft-com:vml" xmlns:w10="urn:schemas-microsoft-com:office:word" xmlns:w14="http://schemas.microsoft.com/office/word/2010/wordml" xmlns:w="http://schemas.openxmlformats.org/wordprocessingml/2006/main" xmlns:wne="http://schemas.microsoft.com/office/word/2006/wordml" xmlns:wp14="http://schemas.microsoft.com/office/word/2010/wordprocessingDrawing" xmlns:wp="http://schemas.openxmlformats.org/drawingml/2006/wordprocessingDrawing" xmlns:wpc="http://schemas.microsoft.com/office/word/2010/wordprocessingCanvas" xmlns:wpg="http://schemas.microsoft.com/office/word/2010/wordprocessingGroup" xmlns:wpi="http://schemas.microsoft.com/office/word/2010/wordprocessingInk" xmlns:wps="http://schemas.microsoft.com/office/word/2010/wordprocessingShape" mc:Ignorable="w14 wp14">
   <w:p>
     <w:pPr>
-      <w:pStyle w:val="Footer"/>
+      <w:pStyle w:val="Header"/>
       <w:jc w:val="center"/>
     </w:pPr>
-    <w:r>
-      <w:rPr>
-        <w:sz w:val="18"/>
-      </w:rPr>
-      <w:t xml:space="preserve">Master Legal Work • Model format • </w:t>
-    </w:r>
     <w:fldSimple w:instr="PAGE"/>
   </w:p>
-</w:ftr>
+</w:hdr>
 </file>
 
 <file path=word/numbering.xml><?xml version="1.0" encoding="utf-8"?>
@@ -905,11 +1133,12 @@
     <w:qFormat/>
     <w:rsid w:val="00FC693F"/>
     <w:pPr>
-      <w:spacing w:line="259" w:lineRule="auto" w:after="80"/>
+      <w:spacing w:line="300" w:lineRule="auto" w:after="80"/>
     </w:pPr>
     <w:rPr>
-      <w:rFonts w:ascii="Times New Roman" w:hAnsi="Times New Roman"/>
-      <w:sz w:val="24"/>
+      <w:rFonts w:ascii="Arial" w:hAnsi="Arial"/>
+      <w:color w:val="000000"/>
+      <w:sz w:val="26"/>
     </w:rPr>
   </w:style>
   <w:style w:type="paragraph" w:styleId="Header">
@@ -967,15 +1196,15 @@
     <w:pPr>
       <w:keepNext/>
       <w:keepLines/>
-      <w:spacing w:before="480" w:after="0"/>
+      <w:spacing w:before="480" w:after="80" w:line="300" w:lineRule="auto"/>
       <w:outlineLvl w:val="0"/>
     </w:pPr>
     <w:rPr>
-      <w:rFonts w:asciiTheme="majorHAnsi" w:eastAsiaTheme="majorEastAsia" w:hAnsiTheme="majorHAnsi" w:cstheme="majorBidi"/>
+      <w:rFonts w:asciiTheme="majorHAnsi" w:eastAsiaTheme="majorEastAsia" w:hAnsiTheme="majorHAnsi" w:cstheme="majorBidi" w:ascii="Arial" w:hAnsi="Arial"/>
       <w:b/>
       <w:bCs/>
-      <w:color w:val="365F91" w:themeColor="accent1" w:themeShade="BF"/>
-      <w:sz w:val="28"/>
+      <w:color w:val="000000"/>
+      <w:sz w:val="26"/>
       <w:szCs w:val="28"/>
     </w:rPr>
   </w:style>
@@ -991,14 +1220,14 @@
     <w:pPr>
       <w:keepNext/>
       <w:keepLines/>
-      <w:spacing w:before="200" w:after="0"/>
+      <w:spacing w:before="200" w:after="80" w:line="300" w:lineRule="auto"/>
       <w:outlineLvl w:val="1"/>
     </w:pPr>
     <w:rPr>
-      <w:rFonts w:asciiTheme="majorHAnsi" w:eastAsiaTheme="majorEastAsia" w:hAnsiTheme="majorHAnsi" w:cstheme="majorBidi"/>
+      <w:rFonts w:asciiTheme="majorHAnsi" w:eastAsiaTheme="majorEastAsia" w:hAnsiTheme="majorHAnsi" w:cstheme="majorBidi" w:ascii="Arial" w:hAnsi="Arial"/>
       <w:b/>
       <w:bCs/>
-      <w:color w:val="4F81BD" w:themeColor="accent1"/>
+      <w:color w:val="000000"/>
       <w:sz w:val="26"/>
       <w:szCs w:val="26"/>
     </w:rPr>
@@ -1015,14 +1244,15 @@
     <w:pPr>
       <w:keepNext/>
       <w:keepLines/>
-      <w:spacing w:before="200" w:after="0"/>
+      <w:spacing w:before="200" w:after="80" w:line="300" w:lineRule="auto"/>
       <w:outlineLvl w:val="2"/>
     </w:pPr>
     <w:rPr>
-      <w:rFonts w:asciiTheme="majorHAnsi" w:eastAsiaTheme="majorEastAsia" w:hAnsiTheme="majorHAnsi" w:cstheme="majorBidi"/>
+      <w:rFonts w:asciiTheme="majorHAnsi" w:eastAsiaTheme="majorEastAsia" w:hAnsiTheme="majorHAnsi" w:cstheme="majorBidi" w:ascii="Arial" w:hAnsi="Arial"/>
       <w:b/>
       <w:bCs/>
-      <w:color w:val="4F81BD" w:themeColor="accent1"/>
+      <w:color w:val="000000"/>
+      <w:sz w:val="26"/>
     </w:rPr>
   </w:style>
   <w:style w:type="paragraph" w:styleId="Heading4">
@@ -1256,15 +1486,15 @@
       <w:pBdr>
         <w:bottom w:val="single" w:sz="8" w:space="4" w:color="4F81BD" w:themeColor="accent1"/>
       </w:pBdr>
-      <w:spacing w:after="300" w:line="240" w:lineRule="auto"/>
+      <w:spacing w:after="80" w:line="300" w:lineRule="auto"/>
       <w:contextualSpacing/>
     </w:pPr>
     <w:rPr>
-      <w:rFonts w:asciiTheme="majorHAnsi" w:eastAsiaTheme="majorEastAsia" w:hAnsiTheme="majorHAnsi" w:cstheme="majorBidi"/>
-      <w:color w:val="17365D" w:themeColor="text2" w:themeShade="BF"/>
+      <w:rFonts w:asciiTheme="majorHAnsi" w:eastAsiaTheme="majorEastAsia" w:hAnsiTheme="majorHAnsi" w:cstheme="majorBidi" w:ascii="Arial" w:hAnsi="Arial"/>
+      <w:color w:val="000000"/>
       <w:spacing w:val="5"/>
       <w:kern w:val="28"/>
-      <w:sz w:val="52"/>
+      <w:sz w:val="26"/>
       <w:szCs w:val="52"/>
     </w:rPr>
   </w:style>
